--- a/documentation/lab02_variant15.docx
+++ b/documentation/lab02_variant15.docx
@@ -563,13 +563,9 @@
       </w:r>
     </w:p>
     <w:p>
-      <w:r>
-        <w:br w:type="page"/>
-      </w:r>
-    </w:p>
-    <w:p>
       <w:pPr>
         <w:pStyle w:val="Title"/>
+        <w:pageBreakBefore/>
       </w:pPr>
       <w:r>
         <w:t>Отчёт по ЛР 2. Рекурсия и линейные структуры</w:t>
@@ -2533,17 +2529,18 @@
         <w:pStyle w:val="ListBullet"/>
       </w:pPr>
       <w:r>
-        <w:br/>
+        <w:t xml:space="preserve"> </w:t>
       </w:r>
+      <w:hyperlink r:id="rId14">
+        <w:r>
+          <w:rPr>
+            <w:color w:val="245B84"/>
+          </w:rPr>
+          <w:t>append.csv</w:t>
+        </w:r>
+      </w:hyperlink>
       <w:r>
-        <w:rPr>
-          <w:b w:val="0"/>
-          <w:i w:val="0"/>
-        </w:rPr>
-        <w:t>append.csv</w:t>
-      </w:r>
-      <w:r>
-        <w:br/>
+        <w:t xml:space="preserve"> </w:t>
       </w:r>
     </w:p>
     <w:p>
@@ -2551,17 +2548,18 @@
         <w:pStyle w:val="ListBullet"/>
       </w:pPr>
       <w:r>
-        <w:br/>
+        <w:t xml:space="preserve"> </w:t>
       </w:r>
+      <w:hyperlink r:id="rId15">
+        <w:r>
+          <w:rPr>
+            <w:color w:val="245B84"/>
+          </w:rPr>
+          <w:t>growth.csv</w:t>
+        </w:r>
+      </w:hyperlink>
       <w:r>
-        <w:rPr>
-          <w:b w:val="0"/>
-          <w:i w:val="0"/>
-        </w:rPr>
-        <w:t>growth.csv</w:t>
-      </w:r>
-      <w:r>
-        <w:br/>
+        <w:t xml:space="preserve"> </w:t>
       </w:r>
     </w:p>
     <w:p>
@@ -2569,17 +2567,18 @@
         <w:pStyle w:val="ListBullet"/>
       </w:pPr>
       <w:r>
-        <w:br/>
+        <w:t xml:space="preserve"> </w:t>
       </w:r>
+      <w:hyperlink r:id="rId16">
+        <w:r>
+          <w:rPr>
+            <w:color w:val="245B84"/>
+          </w:rPr>
+          <w:t>hanoi.csv</w:t>
+        </w:r>
+      </w:hyperlink>
       <w:r>
-        <w:rPr>
-          <w:b w:val="0"/>
-          <w:i w:val="0"/>
-        </w:rPr>
-        <w:t>hanoi.csv</w:t>
-      </w:r>
-      <w:r>
-        <w:br/>
+        <w:t xml:space="preserve"> </w:t>
       </w:r>
     </w:p>
     <w:p>
@@ -2587,17 +2586,18 @@
         <w:pStyle w:val="ListBullet"/>
       </w:pPr>
       <w:r>
-        <w:br/>
+        <w:t xml:space="preserve"> </w:t>
       </w:r>
+      <w:hyperlink r:id="rId17">
+        <w:r>
+          <w:rPr>
+            <w:color w:val="245B84"/>
+          </w:rPr>
+          <w:t>recursion.csv</w:t>
+        </w:r>
+      </w:hyperlink>
       <w:r>
-        <w:rPr>
-          <w:b w:val="0"/>
-          <w:i w:val="0"/>
-        </w:rPr>
-        <w:t>recursion.csv</w:t>
-      </w:r>
-      <w:r>
-        <w:br/>
+        <w:t xml:space="preserve"> </w:t>
       </w:r>
     </w:p>
     <w:p>
@@ -2605,17 +2605,18 @@
         <w:pStyle w:val="ListBullet"/>
       </w:pPr>
       <w:r>
-        <w:br/>
+        <w:t xml:space="preserve"> </w:t>
       </w:r>
+      <w:hyperlink r:id="rId18">
+        <w:r>
+          <w:rPr>
+            <w:color w:val="245B84"/>
+          </w:rPr>
+          <w:t>Паспорт окружения и контрольные суммы</w:t>
+        </w:r>
+      </w:hyperlink>
       <w:r>
-        <w:rPr>
-          <w:b w:val="0"/>
-          <w:i w:val="0"/>
-        </w:rPr>
-        <w:t>Паспорт окружения и контрольные суммы</w:t>
-      </w:r>
-      <w:r>
-        <w:br/>
+        <w:t xml:space="preserve"> </w:t>
       </w:r>
     </w:p>
     <w:sectPr>
@@ -3074,6 +3075,7 @@
       <w:rFonts w:asciiTheme="majorHAnsi" w:eastAsiaTheme="majorEastAsia" w:hAnsiTheme="majorHAnsi" w:cstheme="majorBidi" w:ascii="Calibri" w:hAnsi="Calibri"/>
       <w:b/>
       <w:bCs/>
+      <w:color w:val="000000"/>
       <w:sz w:val="28"/>
       <w:szCs w:val="28"/>
     </w:rPr>
@@ -3097,6 +3099,7 @@
       <w:rFonts w:asciiTheme="majorHAnsi" w:eastAsiaTheme="majorEastAsia" w:hAnsiTheme="majorHAnsi" w:cstheme="majorBidi" w:ascii="Calibri" w:hAnsi="Calibri"/>
       <w:b/>
       <w:bCs/>
+      <w:color w:val="000000"/>
       <w:sz w:val="26"/>
       <w:szCs w:val="26"/>
     </w:rPr>
@@ -3120,6 +3123,7 @@
       <w:rFonts w:asciiTheme="majorHAnsi" w:eastAsiaTheme="majorEastAsia" w:hAnsiTheme="majorHAnsi" w:cstheme="majorBidi" w:ascii="Calibri" w:hAnsi="Calibri"/>
       <w:b/>
       <w:bCs/>
+      <w:color w:val="000000"/>
     </w:rPr>
   </w:style>
   <w:style w:type="paragraph" w:styleId="Heading4">
@@ -3350,14 +3354,12 @@
     <w:qFormat/>
     <w:rsid w:val="00FC693F"/>
     <w:pPr>
-      <w:pBdr>
-        <w:bottom w:val="single" w:sz="8" w:space="4" w:color="4F81BD" w:themeColor="accent1"/>
-      </w:pBdr>
       <w:spacing w:after="300" w:line="240" w:lineRule="auto"/>
       <w:contextualSpacing/>
     </w:pPr>
     <w:rPr>
       <w:rFonts w:asciiTheme="majorHAnsi" w:eastAsiaTheme="majorEastAsia" w:hAnsiTheme="majorHAnsi" w:cstheme="majorBidi" w:ascii="Calibri" w:hAnsi="Calibri"/>
+      <w:color w:val="000000"/>
       <w:spacing w:val="5"/>
       <w:kern w:val="28"/>
       <w:sz w:val="52"/>
@@ -3836,9 +3838,6 @@
     <w:qFormat/>
     <w:rsid w:val="00FC693F"/>
     <w:pPr>
-      <w:pBdr>
-        <w:bottom w:val="single" w:sz="4" w:space="4" w:color="4F81BD" w:themeColor="accent1"/>
-      </w:pBdr>
       <w:spacing w:before="200" w:after="280"/>
       <w:ind w:left="936" w:right="936"/>
     </w:pPr>
